--- a/Requisitos/Documentos de Casos de Uso/CSU13-Validar Anúncios de Imóveis.docx
+++ b/Requisitos/Documentos de Casos de Uso/CSU13-Validar Anúncios de Imóveis.docx
@@ -628,16 +628,7 @@
                 <w:sz w:val="28"/>
                 <w:szCs w:val="28"/>
               </w:rPr>
-              <w:t>Sistema exibe os anúncios enviados para análise</w:t>
-            </w:r>
-            <w:r>
-              <w:rPr>
-                <w:rFonts w:eastAsia="Times New Roman" w:cs="Times New Roman" w:ascii="Times New Roman" w:hAnsi="Times New Roman"/>
-                <w:color w:val="000000"/>
-                <w:sz w:val="28"/>
-                <w:szCs w:val="28"/>
-              </w:rPr>
-              <w:t xml:space="preserve"> (</w:t>
+              <w:t>Sistema exibe tela listando os anúncios enviados pelos proprietários, com nome do imóvel, proprietário, data de envio e status (Pendente, Aprovado ou Reprovado) (</w:t>
             </w:r>
             <w:r>
               <w:rPr>
@@ -705,16 +696,7 @@
                 <w:sz w:val="28"/>
                 <w:szCs w:val="28"/>
               </w:rPr>
-              <w:t>Sistema exibe os dados do anúncio</w:t>
-            </w:r>
-            <w:r>
-              <w:rPr>
-                <w:rFonts w:eastAsia="Times New Roman" w:cs="Times New Roman" w:ascii="Times New Roman" w:hAnsi="Times New Roman"/>
-                <w:color w:val="000000"/>
-                <w:sz w:val="28"/>
-                <w:szCs w:val="28"/>
-              </w:rPr>
-              <w:t xml:space="preserve"> (</w:t>
+              <w:t>Sistema exibe a tela “Validar Anúncio” com os dados completos do imóvel: imagens, título, valor, localização, finalidade, proprietário, data de envio, características (quartos, banheiros, vagas, área) e descrição (</w:t>
             </w:r>
             <w:r>
               <w:rPr>
@@ -1828,6 +1810,96 @@
           </w:p>
         </w:tc>
       </w:tr>
+      <w:tr>
+        <w:trPr/>
+        <w:tc>
+          <w:tcPr>
+            <w:tcW w:w="1799" w:type="dxa"/>
+            <w:tcBorders>
+              <w:start w:val="single" w:sz="4" w:space="0" w:color="000000"/>
+              <w:bottom w:val="single" w:sz="4" w:space="0" w:color="000000"/>
+              <w:end w:val="single" w:sz="4" w:space="0" w:color="000000"/>
+            </w:tcBorders>
+          </w:tcPr>
+          <w:p>
+            <w:pPr>
+              <w:pStyle w:val="normal1"/>
+              <w:spacing w:before="0" w:after="200"/>
+              <w:rPr>
+                <w:rFonts w:ascii="Times New Roman" w:hAnsi="Times New Roman" w:eastAsia="Times New Roman" w:cs="Times New Roman"/>
+                <w:sz w:val="24"/>
+                <w:szCs w:val="24"/>
+              </w:rPr>
+            </w:pPr>
+            <w:r>
+              <w:rPr>
+                <w:rFonts w:eastAsia="Times New Roman" w:cs="Times New Roman" w:ascii="Times New Roman" w:hAnsi="Times New Roman"/>
+                <w:sz w:val="24"/>
+                <w:szCs w:val="24"/>
+              </w:rPr>
+              <w:t>12/10/2026</w:t>
+            </w:r>
+          </w:p>
+        </w:tc>
+        <w:tc>
+          <w:tcPr>
+            <w:tcW w:w="2600" w:type="dxa"/>
+            <w:tcBorders>
+              <w:start w:val="single" w:sz="4" w:space="0" w:color="000000"/>
+              <w:bottom w:val="single" w:sz="4" w:space="0" w:color="000000"/>
+              <w:end w:val="single" w:sz="4" w:space="0" w:color="000000"/>
+            </w:tcBorders>
+          </w:tcPr>
+          <w:p>
+            <w:pPr>
+              <w:pStyle w:val="normal1"/>
+              <w:spacing w:before="0" w:after="200"/>
+              <w:rPr>
+                <w:rFonts w:ascii="Times New Roman" w:hAnsi="Times New Roman" w:eastAsia="Times New Roman" w:cs="Times New Roman"/>
+                <w:sz w:val="24"/>
+                <w:szCs w:val="24"/>
+              </w:rPr>
+            </w:pPr>
+            <w:r>
+              <w:rPr>
+                <w:rFonts w:eastAsia="Times New Roman" w:cs="Times New Roman" w:ascii="Times New Roman" w:hAnsi="Times New Roman"/>
+                <w:sz w:val="24"/>
+                <w:szCs w:val="24"/>
+              </w:rPr>
+              <w:t>Gabriel Silva</w:t>
+            </w:r>
+          </w:p>
+        </w:tc>
+        <w:tc>
+          <w:tcPr>
+            <w:tcW w:w="5931" w:type="dxa"/>
+            <w:tcBorders>
+              <w:start w:val="single" w:sz="4" w:space="0" w:color="000000"/>
+              <w:bottom w:val="single" w:sz="4" w:space="0" w:color="000000"/>
+              <w:end w:val="single" w:sz="4" w:space="0" w:color="000000"/>
+            </w:tcBorders>
+          </w:tcPr>
+          <w:p>
+            <w:pPr>
+              <w:pStyle w:val="normal1"/>
+              <w:spacing w:before="0" w:after="200"/>
+              <w:rPr>
+                <w:rFonts w:ascii="Times New Roman" w:hAnsi="Times New Roman" w:eastAsia="Times New Roman" w:cs="Times New Roman"/>
+                <w:sz w:val="24"/>
+                <w:szCs w:val="24"/>
+              </w:rPr>
+            </w:pPr>
+            <w:r>
+              <w:rPr>
+                <w:rFonts w:eastAsia="Times New Roman" w:cs="Times New Roman" w:ascii="Times New Roman" w:hAnsi="Times New Roman"/>
+                <w:sz w:val="24"/>
+                <w:szCs w:val="24"/>
+              </w:rPr>
+              <w:t>Alteração e correção estrutural</w:t>
+            </w:r>
+          </w:p>
+        </w:tc>
+      </w:tr>
     </w:tbl>
     <w:p>
       <w:pPr>

--- a/Requisitos/Documentos de Casos de Uso/CSU13-Validar Anúncios de Imóveis.docx
+++ b/Requisitos/Documentos de Casos de Uso/CSU13-Validar Anúncios de Imóveis.docx
@@ -628,7 +628,16 @@
                 <w:sz w:val="28"/>
                 <w:szCs w:val="28"/>
               </w:rPr>
-              <w:t>Sistema exibe tela listando os anúncios enviados pelos proprietários, com nome do imóvel, proprietário, data de envio e status (Pendente, Aprovado ou Reprovado) (</w:t>
+              <w:t>Sistema exibe os anúncios enviados para análise</w:t>
+            </w:r>
+            <w:r>
+              <w:rPr>
+                <w:rFonts w:eastAsia="Times New Roman" w:cs="Times New Roman" w:ascii="Times New Roman" w:hAnsi="Times New Roman"/>
+                <w:color w:val="000000"/>
+                <w:sz w:val="28"/>
+                <w:szCs w:val="28"/>
+              </w:rPr>
+              <w:t xml:space="preserve"> (</w:t>
             </w:r>
             <w:r>
               <w:rPr>
@@ -696,7 +705,16 @@
                 <w:sz w:val="28"/>
                 <w:szCs w:val="28"/>
               </w:rPr>
-              <w:t>Sistema exibe a tela “Validar Anúncio” com os dados completos do imóvel: imagens, título, valor, localização, finalidade, proprietário, data de envio, características (quartos, banheiros, vagas, área) e descrição (</w:t>
+              <w:t>Sistema exibe os dados do anúncio</w:t>
+            </w:r>
+            <w:r>
+              <w:rPr>
+                <w:rFonts w:eastAsia="Times New Roman" w:cs="Times New Roman" w:ascii="Times New Roman" w:hAnsi="Times New Roman"/>
+                <w:color w:val="000000"/>
+                <w:sz w:val="28"/>
+                <w:szCs w:val="28"/>
+              </w:rPr>
+              <w:t xml:space="preserve"> (</w:t>
             </w:r>
             <w:r>
               <w:rPr>
@@ -1816,6 +1834,7 @@
           <w:tcPr>
             <w:tcW w:w="1799" w:type="dxa"/>
             <w:tcBorders>
+              <w:top w:val="single" w:sz="4" w:space="0" w:color="000000"/>
               <w:start w:val="single" w:sz="4" w:space="0" w:color="000000"/>
               <w:bottom w:val="single" w:sz="4" w:space="0" w:color="000000"/>
               <w:end w:val="single" w:sz="4" w:space="0" w:color="000000"/>
@@ -1837,7 +1856,33 @@
                 <w:sz w:val="24"/>
                 <w:szCs w:val="24"/>
               </w:rPr>
-              <w:t>12/10/2026</w:t>
+              <w:t>14/10/2026</w:t>
+            </w:r>
+            <w:r>
+              <w:rPr>
+                <w:rFonts w:eastAsia="Times New Roman" w:cs="Times New Roman" w:ascii="Times New Roman" w:hAnsi="Times New Roman"/>
+                <w:color w:val="000000"/>
+                <w:sz w:val="24"/>
+                <w:szCs w:val="24"/>
+              </w:rPr>
+              <w:t/>
+            </w:r>
+            <w:r>
+              <w:rPr>
+                <w:rFonts w:eastAsia="Times New Roman" w:cs="Times New Roman" w:ascii="Times New Roman" w:hAnsi="Times New Roman"/>
+                <w:sz w:val="24"/>
+                <w:szCs w:val="24"/>
+              </w:rPr>
+              <w:t/>
+            </w:r>
+            <w:r>
+              <w:rPr>
+                <w:rFonts w:eastAsia="Times New Roman" w:cs="Times New Roman" w:ascii="Times New Roman" w:hAnsi="Times New Roman"/>
+                <w:color w:val="000000"/>
+                <w:sz w:val="24"/>
+                <w:szCs w:val="24"/>
+              </w:rPr>
+              <w:t/>
             </w:r>
           </w:p>
         </w:tc>
@@ -1845,6 +1890,7 @@
           <w:tcPr>
             <w:tcW w:w="2600" w:type="dxa"/>
             <w:tcBorders>
+              <w:top w:val="single" w:sz="4" w:space="0" w:color="000000"/>
               <w:start w:val="single" w:sz="4" w:space="0" w:color="000000"/>
               <w:bottom w:val="single" w:sz="4" w:space="0" w:color="000000"/>
               <w:end w:val="single" w:sz="4" w:space="0" w:color="000000"/>
@@ -1863,6 +1909,7 @@
             <w:r>
               <w:rPr>
                 <w:rFonts w:eastAsia="Times New Roman" w:cs="Times New Roman" w:ascii="Times New Roman" w:hAnsi="Times New Roman"/>
+                <w:color w:val="000000"/>
                 <w:sz w:val="24"/>
                 <w:szCs w:val="24"/>
               </w:rPr>
@@ -1874,6 +1921,7 @@
           <w:tcPr>
             <w:tcW w:w="5931" w:type="dxa"/>
             <w:tcBorders>
+              <w:top w:val="single" w:sz="4" w:space="0" w:color="000000"/>
               <w:start w:val="single" w:sz="4" w:space="0" w:color="000000"/>
               <w:bottom w:val="single" w:sz="4" w:space="0" w:color="000000"/>
               <w:end w:val="single" w:sz="4" w:space="0" w:color="000000"/>
@@ -1892,6 +1940,7 @@
             <w:r>
               <w:rPr>
                 <w:rFonts w:eastAsia="Times New Roman" w:cs="Times New Roman" w:ascii="Times New Roman" w:hAnsi="Times New Roman"/>
+                <w:color w:val="000000"/>
                 <w:sz w:val="24"/>
                 <w:szCs w:val="24"/>
               </w:rPr>
